--- a/workshop_setup_instructions.docx
+++ b/workshop_setup_instructions.docx
@@ -255,11 +255,6 @@
     </w:p>
     <w:p>
       <w:pPr>
-        <w:spacing w:before="60" w:after="60"/>
-      </w:pPr>
-    </w:p>
-    <w:p>
-      <w:pPr>
         <w:shd w:val="clear" w:color="auto" w:fill="2563EB"/>
         <w:spacing w:before="200" w:after="60"/>
       </w:pPr>
@@ -561,11 +556,6 @@
     </w:p>
     <w:p>
       <w:pPr>
-        <w:spacing w:before="60" w:after="60"/>
-      </w:pPr>
-    </w:p>
-    <w:p>
-      <w:pPr>
         <w:shd w:val="clear" w:color="auto" w:fill="2563EB"/>
         <w:spacing w:before="200" w:after="60"/>
       </w:pPr>
@@ -617,7 +607,6 @@
         <w:rPr>
           <w:color w:val="1F2937"/>
         </w:rPr>
-        <w:lastRenderedPageBreak/>
         <w:t>Click "Latest LTS Release" — choose the macOS .pkg file.</w:t>
       </w:r>
     </w:p>
@@ -674,6 +663,7 @@
           <w:sz w:val="20"/>
           <w:szCs w:val="20"/>
         </w:rPr>
+        <w:lastRenderedPageBreak/>
         <w:t>java --version</w:t>
       </w:r>
     </w:p>
